--- a/YIN_BANGYAO_exam/report/YIN_BANGYAO_exam_report.docx
+++ b/YIN_BANGYAO_exam/report/YIN_BANGYAO_exam_report.docx
@@ -167,16 +167,8 @@
             <w:shd w:fill="E2E8F0"/>
           </w:tcPr>
           <w:p>
-            <w:pPr>
-              <w:spacing w:after="0"/>
-            </w:pPr>
-            <w:r/>
             <w:r>
-              <w:rPr>
-                <w:b/>
-                <w:color w:val="0F172A"/>
-              </w:rPr>
-              <w:t>Course</w:t>
+              <w:t>GitHub</w:t>
             </w:r>
           </w:p>
         </w:tc>
@@ -186,16 +178,16 @@
             <w:vAlign w:val="center"/>
           </w:tcPr>
           <w:p>
-            <w:pPr>
-              <w:spacing w:after="0"/>
-            </w:pPr>
             <w:r/>
-            <w:r>
-              <w:rPr>
-                <w:b w:val="0"/>
-              </w:rPr>
-              <w:t>XICS404 Big Data Engineering</w:t>
-            </w:r>
+            <w:hyperlink r:id="rId16">
+              <w:r>
+                <w:rPr>
+                  <w:color w:val="1D4ED8"/>
+                  <w:u w:val="single"/>
+                </w:rPr>
+                <w:t>https://github.com/YINBANGYAO/FINAL-EXAM</w:t>
+              </w:r>
+            </w:hyperlink>
           </w:p>
         </w:tc>
       </w:tr>
@@ -2027,12 +2019,13 @@
       <w:pStyle w:val="Footer"/>
       <w:jc w:val="center"/>
     </w:pPr>
+    <w:r/>
     <w:r>
       <w:rPr>
         <w:color w:val="64748B"/>
-        <w:sz w:val="16"/>
-      </w:rPr>
-      <w:t>YIN BANGYAO - 20252190 - XICS404 Big Data Engineering</w:t>
+        <w:sz w:val="21"/>
+      </w:rPr>
+      <w:t>YIN BANGYAO - 20252190 - GitHub: YINBANGYAO/FINAL-EXAM</w:t>
     </w:r>
   </w:p>
 </w:ftr>
